--- a/문서/기관별/질의서_문화정책과.docx
+++ b/문서/기관별/질의서_문화정책과.docx
@@ -44,7 +44,7 @@
           <w:color w:val="6B7280"/>
           <w:sz w:val="20"/>
         </w:rPr>
-        <w:t>2026년 행정사무감사 · 작성 2026. 09. 18.</w:t>
+        <w:t>2026년 행정사무감사 · 작성 2026. 09. 23.</w:t>
       </w:r>
     </w:p>
     <w:p>

--- a/문서/기관별/질의서_문화정책과.docx
+++ b/문서/기관별/질의서_문화정책과.docx
@@ -44,7 +44,7 @@
           <w:color w:val="6B7280"/>
           <w:sz w:val="20"/>
         </w:rPr>
-        <w:t>2026년 행정사무감사 · 작성 2026. 09. 23.</w:t>
+        <w:t>2026년 행정사무감사 · 작성 2026. 09. 28.</w:t>
       </w:r>
     </w:p>
     <w:p>

--- a/문서/기관별/질의서_문화정책과.docx
+++ b/문서/기관별/질의서_문화정책과.docx
@@ -44,7 +44,7 @@
           <w:color w:val="6B7280"/>
           <w:sz w:val="20"/>
         </w:rPr>
-        <w:t>2026년 행정사무감사 · 작성 2026. 09. 28.</w:t>
+        <w:t>2026년 행정사무감사 · 작성 2026. 10. 01.</w:t>
       </w:r>
     </w:p>
     <w:p>
@@ -752,6 +752,62 @@
     </w:p>
     <w:p>
       <w:pPr>
+        <w:spacing w:after="20" w:before="0" w:line="324" w:lineRule="auto"/>
+        <w:ind w:left="113"/>
+      </w:pPr>
+      <w:r>
+        <w:rPr>
+          <w:rFonts w:ascii="맑은 고딕" w:hAnsi="맑은 고딕" w:eastAsia="맑은 고딕"/>
+          <w:b/>
+          <w:sz w:val="21"/>
+        </w:rPr>
+        <w:t xml:space="preserve">9. </w:t>
+      </w:r>
+      <w:r>
+        <w:rPr>
+          <w:rFonts w:ascii="맑은 고딕" w:hAnsi="맑은 고딕" w:eastAsia="맑은 고딕"/>
+          <w:b/>
+          <w:sz w:val="21"/>
+        </w:rPr>
+        <w:t>2026 청년문화예술패스 미사용분 활용</w:t>
+      </w:r>
+    </w:p>
+    <w:p>
+      <w:pPr>
+        <w:spacing w:after="20" w:before="0" w:line="324" w:lineRule="auto"/>
+        <w:ind w:left="454"/>
+      </w:pPr>
+      <w:r>
+        <w:rPr>
+          <w:rFonts w:ascii="맑은 고딕" w:hAnsi="맑은 고딕" w:eastAsia="맑은 고딕"/>
+          <w:b w:val="0"/>
+          <w:sz w:val="21"/>
+        </w:rPr>
+        <w:t>인천시는 2026년 청년문화예술패스 미발급·미사용분을 활용해 1,648명에게 1인 15만 원을 추가 발급했습니다. 경기도의 2026년 청년문화예술패스 발급률과 사용률은 얼마이고, 연말까지 남는 예산을 추가 발급 등으로 활용할 계획이 있습니까?</w:t>
+      </w:r>
+    </w:p>
+    <w:p>
+      <w:pPr>
+        <w:spacing w:after="0" w:before="0" w:line="324" w:lineRule="auto"/>
+        <w:ind w:left="454"/>
+      </w:pPr>
+      <w:r>
+        <w:rPr>
+          <w:rFonts w:ascii="맑은 고딕" w:hAnsi="맑은 고딕" w:eastAsia="맑은 고딕"/>
+          <w:b w:val="0"/>
+          <w:color w:val="6B7280"/>
+          <w:sz w:val="19"/>
+        </w:rPr>
+        <w:t>· 배경: 인천시 청년문화예술패스 1,648명 추가 발급(경향신문 등 2026.9.30), 경기 2026년 117.9억·74,930명 발급(B2)</w:t>
+      </w:r>
+    </w:p>
+    <w:p>
+      <w:pPr>
+        <w:spacing w:after="60" w:before="0" w:line="324" w:lineRule="auto"/>
+      </w:pPr>
+    </w:p>
+    <w:p>
+      <w:pPr>
         <w:spacing w:after="40" w:before="0" w:line="324" w:lineRule="auto"/>
       </w:pPr>
       <w:r>

--- a/문서/기관별/질의서_문화정책과.docx
+++ b/문서/기관별/질의서_문화정책과.docx
@@ -44,7 +44,7 @@
           <w:color w:val="6B7280"/>
           <w:sz w:val="20"/>
         </w:rPr>
-        <w:t>2026년 행정사무감사 · 작성 2026. 10. 01.</w:t>
+        <w:t>2026년 행정사무감사 · 작성 2026. 10. 02.</w:t>
       </w:r>
     </w:p>
     <w:p>

--- a/문서/기관별/질의서_문화정책과.docx
+++ b/문서/기관별/질의서_문화정책과.docx
@@ -44,7 +44,7 @@
           <w:color w:val="6B7280"/>
           <w:sz w:val="20"/>
         </w:rPr>
-        <w:t>2026년 행정사무감사 · 작성 2026. 10. 02.</w:t>
+        <w:t>2026년 행정사무감사 · 작성 2026. 10. 19.</w:t>
       </w:r>
     </w:p>
     <w:p>
@@ -808,6 +808,119 @@
     </w:p>
     <w:p>
       <w:pPr>
+        <w:spacing w:after="20" w:before="0" w:line="324" w:lineRule="auto"/>
+        <w:ind w:left="113"/>
+      </w:pPr>
+      <w:r>
+        <w:rPr>
+          <w:rFonts w:ascii="맑은 고딕" w:hAnsi="맑은 고딕" w:eastAsia="맑은 고딕"/>
+          <w:b/>
+          <w:sz w:val="21"/>
+        </w:rPr>
+        <w:t xml:space="preserve">10. </w:t>
+      </w:r>
+      <w:r>
+        <w:rPr>
+          <w:rFonts w:ascii="맑은 고딕" w:hAnsi="맑은 고딕" w:eastAsia="맑은 고딕"/>
+          <w:b/>
+          <w:sz w:val="21"/>
+        </w:rPr>
+        <w:t>청년문화예술패스 지역 격차</w:t>
+      </w:r>
+    </w:p>
+    <w:p>
+      <w:pPr>
+        <w:spacing w:after="20" w:before="0" w:line="324" w:lineRule="auto"/>
+        <w:ind w:left="454"/>
+      </w:pPr>
+      <w:r>
+        <w:rPr>
+          <w:rFonts w:ascii="맑은 고딕" w:hAnsi="맑은 고딕" w:eastAsia="맑은 고딕"/>
+          <w:b w:val="0"/>
+          <w:sz w:val="21"/>
+        </w:rPr>
+        <w:t>국정감사에서 청년문화예술패스의 지역 격차 문제가 지적됐습니다. 경기도 내 시군별 발급·사용률 편차는 어느 정도이고, 사용처가 적은 시군에 대한 대책은 무엇입니까? 경기컬처패스와 대상·사용처가 겹치는 부분은 어떻게 조정하고 있습니까?</w:t>
+      </w:r>
+    </w:p>
+    <w:p>
+      <w:pPr>
+        <w:spacing w:after="0" w:before="0" w:line="324" w:lineRule="auto"/>
+        <w:ind w:left="454"/>
+      </w:pPr>
+      <w:r>
+        <w:rPr>
+          <w:rFonts w:ascii="맑은 고딕" w:hAnsi="맑은 고딕" w:eastAsia="맑은 고딕"/>
+          <w:b w:val="0"/>
+          <w:color w:val="6B7280"/>
+          <w:sz w:val="19"/>
+        </w:rPr>
+        <w:t>· 배경: 2026.10.8 국정감사 지적 보도(정준호 의원) — 문화예술 자율성·청년문화예술패스 지역 격차</w:t>
+      </w:r>
+    </w:p>
+    <w:p>
+      <w:pPr>
+        <w:spacing w:after="60" w:before="0" w:line="324" w:lineRule="auto"/>
+      </w:pPr>
+    </w:p>
+    <w:p>
+      <w:pPr>
+        <w:spacing w:after="20" w:before="0" w:line="324" w:lineRule="auto"/>
+        <w:ind w:left="113"/>
+      </w:pPr>
+      <w:r>
+        <w:rPr>
+          <w:rFonts w:ascii="맑은 고딕" w:hAnsi="맑은 고딕" w:eastAsia="맑은 고딕"/>
+          <w:b/>
+          <w:color w:val="B91C1C"/>
+          <w:sz w:val="21"/>
+        </w:rPr>
+        <w:t xml:space="preserve">11. 【중점】 </w:t>
+      </w:r>
+      <w:r>
+        <w:rPr>
+          <w:rFonts w:ascii="맑은 고딕" w:hAnsi="맑은 고딕" w:eastAsia="맑은 고딕"/>
+          <w:b/>
+          <w:sz w:val="21"/>
+        </w:rPr>
+        <w:t>문화기반시설 건립 타당성조사와 사후 활용</w:t>
+      </w:r>
+    </w:p>
+    <w:p>
+      <w:pPr>
+        <w:spacing w:after="20" w:before="0" w:line="324" w:lineRule="auto"/>
+        <w:ind w:left="454"/>
+      </w:pPr>
+      <w:r>
+        <w:rPr>
+          <w:rFonts w:ascii="맑은 고딕" w:hAnsi="맑은 고딕" w:eastAsia="맑은 고딕"/>
+          <w:b w:val="0"/>
+          <w:sz w:val="21"/>
+        </w:rPr>
+        <w:t>인천 연수구가 타당성 조사 없이 문예회관 건립을 강행해 18억 원을 낭비했다는 감사원 지적을 받았고, 천안은 문화도시센터 무상사용 계획을 철회했습니다. 경기도가 도비를 지원하는 공립박물관·문예회관은 타당성조사와 운영계획을 어떤 기준으로 확인하고 교부합니까? 평택박물관처럼 도비가 대폭 감액된 시설의 공정과 운영 준비는 어떻게 관리하고 있습니까?</w:t>
+      </w:r>
+    </w:p>
+    <w:p>
+      <w:pPr>
+        <w:spacing w:after="0" w:before="0" w:line="324" w:lineRule="auto"/>
+        <w:ind w:left="454"/>
+      </w:pPr>
+      <w:r>
+        <w:rPr>
+          <w:rFonts w:ascii="맑은 고딕" w:hAnsi="맑은 고딕" w:eastAsia="맑은 고딕"/>
+          <w:b w:val="0"/>
+          <w:color w:val="6B7280"/>
+          <w:sz w:val="19"/>
+        </w:rPr>
+        <w:t>· 배경: 인천 연수구 문예회관 감사원 주의(2026.10.13), 천안문화도시센터 무상사용 철회(10.15)</w:t>
+      </w:r>
+    </w:p>
+    <w:p>
+      <w:pPr>
+        <w:spacing w:after="60" w:before="0" w:line="324" w:lineRule="auto"/>
+      </w:pPr>
+    </w:p>
+    <w:p>
+      <w:pPr>
         <w:spacing w:after="40" w:before="0" w:line="324" w:lineRule="auto"/>
       </w:pPr>
       <w:r>
